--- a/Adriano_Zoino_Resume.docx
+++ b/Adriano_Zoino_Resume.docx
@@ -169,14 +169,14 @@
           <w:rFonts w:ascii="Calibri" w:eastAsia="Calibri" w:hAnsi="Calibri" w:cs="Calibri"/>
           <w:color w:val="1A1A1A"/>
         </w:rPr>
-        <w:t>) for high-severity production outages, and manages the validation testing and compliance reporting that catch issues before they reach the field. Architected and led a global, live-production migration of enterprise MDM infrastructure to the cloud, buil</w:t>
-      </w:r>
-      <w:r>
-        <w:rPr>
-          <w:rFonts w:ascii="Calibri" w:eastAsia="Calibri" w:hAnsi="Calibri" w:cs="Calibri"/>
-          <w:color w:val="1A1A1A"/>
-        </w:rPr>
-        <w:t>ding custom Kotlin and C#/Xamarin migration applications to reduce downtime and failure points at scale. Combines deep technical ownership with hands-on mentorship, serving as the team's go-to resource for deployment strategy and troubleshooting.</w:t>
+        <w:t>) for high-severity production outages, and manages the validation testing and compliance reporting that catch issues before they reach the field. Architected and led a global, live-production device migration to a cloud-hosted MDM platform, building cus</w:t>
+      </w:r>
+      <w:r>
+        <w:rPr>
+          <w:rFonts w:ascii="Calibri" w:eastAsia="Calibri" w:hAnsi="Calibri" w:cs="Calibri"/>
+          <w:color w:val="1A1A1A"/>
+        </w:rPr>
+        <w:t>tom Kotlin and C#/Xamarin migration applications to reduce downtime and failure points at scale. Combines deep technical ownership with hands-on mentorship, serving as the team's go-to resource for deployment strategy and troubleshooting.</w:t>
       </w:r>
     </w:p>
     <w:p>
@@ -195,8 +195,176 @@
           <w:sz w:val="22"/>
           <w:szCs w:val="22"/>
         </w:rPr>
-        <w:t>TECHNICAL</w:t>
-      </w:r>
+        <w:t>TECHNICAL SKILLS</w:t>
+      </w:r>
+    </w:p>
+    <w:p>
+      <w:pPr>
+        <w:spacing w:after="80"/>
+      </w:pPr>
+      <w:r>
+        <w:rPr>
+          <w:rFonts w:ascii="Calibri" w:eastAsia="Calibri" w:hAnsi="Calibri" w:cs="Calibri"/>
+          <w:b/>
+          <w:bCs/>
+          <w:color w:val="1F3A5F"/>
+        </w:rPr>
+        <w:t xml:space="preserve">MDM &amp; Fleet Operations: </w:t>
+      </w:r>
+      <w:r>
+        <w:rPr>
+          <w:rFonts w:ascii="Calibri" w:eastAsia="Calibri" w:hAnsi="Calibri" w:cs="Calibri"/>
+          <w:color w:val="1A1A1A"/>
+        </w:rPr>
+        <w:t>Workspace ONE UEM (</w:t>
+      </w:r>
+      <w:proofErr w:type="spellStart"/>
+      <w:r>
+        <w:rPr>
+          <w:rFonts w:ascii="Calibri" w:eastAsia="Calibri" w:hAnsi="Calibri" w:cs="Calibri"/>
+          <w:color w:val="1A1A1A"/>
+        </w:rPr>
+        <w:t>Omnissa</w:t>
+      </w:r>
+      <w:proofErr w:type="spellEnd"/>
+      <w:r>
+        <w:rPr>
+          <w:rFonts w:ascii="Calibri" w:eastAsia="Calibri" w:hAnsi="Calibri" w:cs="Calibri"/>
+          <w:color w:val="1A1A1A"/>
+        </w:rPr>
+        <w:t xml:space="preserve">), Apple Business Manager, Zebra </w:t>
+      </w:r>
+      <w:proofErr w:type="spellStart"/>
+      <w:r>
+        <w:rPr>
+          <w:rFonts w:ascii="Calibri" w:eastAsia="Calibri" w:hAnsi="Calibri" w:cs="Calibri"/>
+          <w:color w:val="1A1A1A"/>
+        </w:rPr>
+        <w:t>StageNow</w:t>
+      </w:r>
+      <w:proofErr w:type="spellEnd"/>
+      <w:r>
+        <w:rPr>
+          <w:rFonts w:ascii="Calibri" w:eastAsia="Calibri" w:hAnsi="Calibri" w:cs="Calibri"/>
+          <w:color w:val="1A1A1A"/>
+        </w:rPr>
+        <w:t xml:space="preserve"> / EMDK, Device Lifecycle Management, MDM Cloud Migration, Zero Trust Access Control</w:t>
+      </w:r>
+    </w:p>
+    <w:p>
+      <w:pPr>
+        <w:spacing w:after="80"/>
+      </w:pPr>
+      <w:r>
+        <w:rPr>
+          <w:rFonts w:ascii="Calibri" w:eastAsia="Calibri" w:hAnsi="Calibri" w:cs="Calibri"/>
+          <w:b/>
+          <w:bCs/>
+          <w:color w:val="1F3A5F"/>
+        </w:rPr>
+        <w:t xml:space="preserve">Development: </w:t>
+      </w:r>
+      <w:r>
+        <w:rPr>
+          <w:rFonts w:ascii="Calibri" w:eastAsia="Calibri" w:hAnsi="Calibri" w:cs="Calibri"/>
+          <w:color w:val="1A1A1A"/>
+        </w:rPr>
+        <w:t>Kotlin, C# / Xamarin, Android App Development, EMDK, PowerShell, HT</w:t>
+      </w:r>
+      <w:r>
+        <w:rPr>
+          <w:rFonts w:ascii="Calibri" w:eastAsia="Calibri" w:hAnsi="Calibri" w:cs="Calibri"/>
+          <w:color w:val="1A1A1A"/>
+        </w:rPr>
+        <w:t>ML, MySQL</w:t>
+      </w:r>
+    </w:p>
+    <w:p>
+      <w:pPr>
+        <w:spacing w:after="80"/>
+      </w:pPr>
+      <w:r>
+        <w:rPr>
+          <w:rFonts w:ascii="Calibri" w:eastAsia="Calibri" w:hAnsi="Calibri" w:cs="Calibri"/>
+          <w:b/>
+          <w:bCs/>
+          <w:color w:val="1F3A5F"/>
+        </w:rPr>
+        <w:t xml:space="preserve">Cloud &amp; Identity: </w:t>
+      </w:r>
+      <w:r>
+        <w:rPr>
+          <w:rFonts w:ascii="Calibri" w:eastAsia="Calibri" w:hAnsi="Calibri" w:cs="Calibri"/>
+          <w:color w:val="1A1A1A"/>
+        </w:rPr>
+        <w:t xml:space="preserve">Microsoft Azure, Microsoft </w:t>
+      </w:r>
+      <w:proofErr w:type="spellStart"/>
+      <w:r>
+        <w:rPr>
+          <w:rFonts w:ascii="Calibri" w:eastAsia="Calibri" w:hAnsi="Calibri" w:cs="Calibri"/>
+          <w:color w:val="1A1A1A"/>
+        </w:rPr>
+        <w:t>Entra</w:t>
+      </w:r>
+      <w:proofErr w:type="spellEnd"/>
+      <w:r>
+        <w:rPr>
+          <w:rFonts w:ascii="Calibri" w:eastAsia="Calibri" w:hAnsi="Calibri" w:cs="Calibri"/>
+          <w:color w:val="1A1A1A"/>
+        </w:rPr>
+        <w:t xml:space="preserve"> ID, AWS</w:t>
+      </w:r>
+    </w:p>
+    <w:p>
+      <w:pPr>
+        <w:spacing w:after="80"/>
+      </w:pPr>
+      <w:r>
+        <w:rPr>
+          <w:rFonts w:ascii="Calibri" w:eastAsia="Calibri" w:hAnsi="Calibri" w:cs="Calibri"/>
+          <w:b/>
+          <w:bCs/>
+          <w:color w:val="1F3A5F"/>
+        </w:rPr>
+        <w:t xml:space="preserve">Operations &amp; Support: </w:t>
+      </w:r>
+      <w:r>
+        <w:rPr>
+          <w:rFonts w:ascii="Calibri" w:eastAsia="Calibri" w:hAnsi="Calibri" w:cs="Calibri"/>
+          <w:color w:val="1A1A1A"/>
+        </w:rPr>
+        <w:t>Incident Management, ServiceNow, Vendor Management, Remote Device Support, SOP &amp; Technical Documentation</w:t>
+      </w:r>
+    </w:p>
+    <w:p>
+      <w:pPr>
+        <w:spacing w:after="80"/>
+      </w:pPr>
+      <w:r>
+        <w:rPr>
+          <w:rFonts w:ascii="Calibri" w:eastAsia="Calibri" w:hAnsi="Calibri" w:cs="Calibri"/>
+          <w:b/>
+          <w:bCs/>
+          <w:color w:val="1F3A5F"/>
+        </w:rPr>
+        <w:t xml:space="preserve">Platforms: </w:t>
+      </w:r>
+      <w:r>
+        <w:rPr>
+          <w:rFonts w:ascii="Calibri" w:eastAsia="Calibri" w:hAnsi="Calibri" w:cs="Calibri"/>
+          <w:color w:val="1A1A1A"/>
+        </w:rPr>
+        <w:t>Android, iOS, Windows, Linux, macOS</w:t>
+      </w:r>
+    </w:p>
+    <w:p>
+      <w:pPr>
+        <w:pBdr>
+          <w:top w:val="single" w:sz="6" w:space="4" w:color="1F3A5F"/>
+        </w:pBdr>
+        <w:spacing w:before="220" w:after="100"/>
+      </w:pPr>
       <w:r>
         <w:rPr>
           <w:rFonts w:ascii="Calibri" w:eastAsia="Calibri" w:hAnsi="Calibri" w:cs="Calibri"/>
@@ -206,176 +374,8 @@
           <w:sz w:val="22"/>
           <w:szCs w:val="22"/>
         </w:rPr>
-        <w:t xml:space="preserve"> SKILLS</w:t>
-      </w:r>
-    </w:p>
-    <w:p>
-      <w:pPr>
-        <w:spacing w:after="80"/>
-      </w:pPr>
-      <w:r>
-        <w:rPr>
-          <w:rFonts w:ascii="Calibri" w:eastAsia="Calibri" w:hAnsi="Calibri" w:cs="Calibri"/>
-          <w:b/>
-          <w:bCs/>
-          <w:color w:val="1F3A5F"/>
-        </w:rPr>
-        <w:t xml:space="preserve">MDM &amp; Fleet Operations: </w:t>
-      </w:r>
-      <w:r>
-        <w:rPr>
-          <w:rFonts w:ascii="Calibri" w:eastAsia="Calibri" w:hAnsi="Calibri" w:cs="Calibri"/>
-          <w:color w:val="1A1A1A"/>
-        </w:rPr>
-        <w:t>Workspace ONE UEM (</w:t>
-      </w:r>
-      <w:proofErr w:type="spellStart"/>
-      <w:r>
-        <w:rPr>
-          <w:rFonts w:ascii="Calibri" w:eastAsia="Calibri" w:hAnsi="Calibri" w:cs="Calibri"/>
-          <w:color w:val="1A1A1A"/>
-        </w:rPr>
-        <w:t>Omnissa</w:t>
-      </w:r>
-      <w:proofErr w:type="spellEnd"/>
-      <w:r>
-        <w:rPr>
-          <w:rFonts w:ascii="Calibri" w:eastAsia="Calibri" w:hAnsi="Calibri" w:cs="Calibri"/>
-          <w:color w:val="1A1A1A"/>
-        </w:rPr>
-        <w:t xml:space="preserve">), Apple Business Manager, Zebra </w:t>
-      </w:r>
-      <w:proofErr w:type="spellStart"/>
-      <w:r>
-        <w:rPr>
-          <w:rFonts w:ascii="Calibri" w:eastAsia="Calibri" w:hAnsi="Calibri" w:cs="Calibri"/>
-          <w:color w:val="1A1A1A"/>
-        </w:rPr>
-        <w:t>StageNow</w:t>
-      </w:r>
-      <w:proofErr w:type="spellEnd"/>
-      <w:r>
-        <w:rPr>
-          <w:rFonts w:ascii="Calibri" w:eastAsia="Calibri" w:hAnsi="Calibri" w:cs="Calibri"/>
-          <w:color w:val="1A1A1A"/>
-        </w:rPr>
-        <w:t xml:space="preserve"> / EMDK, Device Lifecycle Management, MDM Cloud Migration, Zero Trust Access Control</w:t>
-      </w:r>
-    </w:p>
-    <w:p>
-      <w:pPr>
-        <w:spacing w:after="80"/>
-      </w:pPr>
-      <w:r>
-        <w:rPr>
-          <w:rFonts w:ascii="Calibri" w:eastAsia="Calibri" w:hAnsi="Calibri" w:cs="Calibri"/>
-          <w:b/>
-          <w:bCs/>
-          <w:color w:val="1F3A5F"/>
-        </w:rPr>
-        <w:t xml:space="preserve">Development: </w:t>
-      </w:r>
-      <w:r>
-        <w:rPr>
-          <w:rFonts w:ascii="Calibri" w:eastAsia="Calibri" w:hAnsi="Calibri" w:cs="Calibri"/>
-          <w:color w:val="1A1A1A"/>
-        </w:rPr>
-        <w:t>Kotlin, C# / Xamarin, Android App Development, EMDK, PowerS</w:t>
-      </w:r>
-      <w:r>
-        <w:rPr>
-          <w:rFonts w:ascii="Calibri" w:eastAsia="Calibri" w:hAnsi="Calibri" w:cs="Calibri"/>
-          <w:color w:val="1A1A1A"/>
-        </w:rPr>
-        <w:t>hell, HTML, MySQL</w:t>
-      </w:r>
-    </w:p>
-    <w:p>
-      <w:pPr>
-        <w:spacing w:after="80"/>
-      </w:pPr>
-      <w:r>
-        <w:rPr>
-          <w:rFonts w:ascii="Calibri" w:eastAsia="Calibri" w:hAnsi="Calibri" w:cs="Calibri"/>
-          <w:b/>
-          <w:bCs/>
-          <w:color w:val="1F3A5F"/>
-        </w:rPr>
-        <w:t xml:space="preserve">Cloud &amp; Identity: </w:t>
-      </w:r>
-      <w:r>
-        <w:rPr>
-          <w:rFonts w:ascii="Calibri" w:eastAsia="Calibri" w:hAnsi="Calibri" w:cs="Calibri"/>
-          <w:color w:val="1A1A1A"/>
-        </w:rPr>
-        <w:t xml:space="preserve">Microsoft Azure, Microsoft </w:t>
-      </w:r>
-      <w:proofErr w:type="spellStart"/>
-      <w:r>
-        <w:rPr>
-          <w:rFonts w:ascii="Calibri" w:eastAsia="Calibri" w:hAnsi="Calibri" w:cs="Calibri"/>
-          <w:color w:val="1A1A1A"/>
-        </w:rPr>
-        <w:t>Entra</w:t>
-      </w:r>
-      <w:proofErr w:type="spellEnd"/>
-      <w:r>
-        <w:rPr>
-          <w:rFonts w:ascii="Calibri" w:eastAsia="Calibri" w:hAnsi="Calibri" w:cs="Calibri"/>
-          <w:color w:val="1A1A1A"/>
-        </w:rPr>
-        <w:t xml:space="preserve"> ID, AWS</w:t>
-      </w:r>
-    </w:p>
-    <w:p>
-      <w:pPr>
-        <w:spacing w:after="80"/>
-      </w:pPr>
-      <w:r>
-        <w:rPr>
-          <w:rFonts w:ascii="Calibri" w:eastAsia="Calibri" w:hAnsi="Calibri" w:cs="Calibri"/>
-          <w:b/>
-          <w:bCs/>
-          <w:color w:val="1F3A5F"/>
-        </w:rPr>
-        <w:t xml:space="preserve">Operations &amp; Support: </w:t>
-      </w:r>
-      <w:r>
-        <w:rPr>
-          <w:rFonts w:ascii="Calibri" w:eastAsia="Calibri" w:hAnsi="Calibri" w:cs="Calibri"/>
-          <w:color w:val="1A1A1A"/>
-        </w:rPr>
-        <w:t>Incident Management, ServiceNow, Vendor Management, Remote Device Support, SOP &amp; Technical Documentation</w:t>
-      </w:r>
-    </w:p>
-    <w:p>
-      <w:pPr>
-        <w:spacing w:after="80"/>
-      </w:pPr>
-      <w:r>
-        <w:rPr>
-          <w:rFonts w:ascii="Calibri" w:eastAsia="Calibri" w:hAnsi="Calibri" w:cs="Calibri"/>
-          <w:b/>
-          <w:bCs/>
-          <w:color w:val="1F3A5F"/>
-        </w:rPr>
-        <w:t xml:space="preserve">Platforms: </w:t>
-      </w:r>
-      <w:r>
-        <w:rPr>
-          <w:rFonts w:ascii="Calibri" w:eastAsia="Calibri" w:hAnsi="Calibri" w:cs="Calibri"/>
-          <w:color w:val="1A1A1A"/>
-        </w:rPr>
-        <w:t>Android, iOS, Windows, Linux, macOS</w:t>
-      </w:r>
-    </w:p>
-    <w:p>
-      <w:pPr>
-        <w:pBdr>
-          <w:top w:val="single" w:sz="6" w:space="4" w:color="1F3A5F"/>
-        </w:pBdr>
-        <w:spacing w:before="220" w:after="100"/>
-      </w:pPr>
+        <w:t xml:space="preserve">PROFESSIONAL </w:t>
+      </w:r>
       <w:r>
         <w:rPr>
           <w:rFonts w:ascii="Calibri" w:eastAsia="Calibri" w:hAnsi="Calibri" w:cs="Calibri"/>
@@ -385,18 +385,7 @@
           <w:sz w:val="22"/>
           <w:szCs w:val="22"/>
         </w:rPr>
-        <w:t>PROFE</w:t>
-      </w:r>
-      <w:r>
-        <w:rPr>
-          <w:rFonts w:ascii="Calibri" w:eastAsia="Calibri" w:hAnsi="Calibri" w:cs="Calibri"/>
-          <w:b/>
-          <w:bCs/>
-          <w:color w:val="1F3A5F"/>
-          <w:sz w:val="22"/>
-          <w:szCs w:val="22"/>
-        </w:rPr>
-        <w:t>SSIONAL EXPERIENCE</w:t>
+        <w:t>EXPERIENCE</w:t>
       </w:r>
     </w:p>
     <w:p>
@@ -1320,10 +1309,10 @@
 <file path=word/numbering.xml><?xml version="1.0" encoding="utf-8"?>
 <w:numbering xmlns:wpc="http://schemas.microsoft.com/office/word/2010/wordprocessingCanvas" xmlns:cx="http://schemas.microsoft.com/office/drawing/2014/chartex" xmlns:cx1="http://schemas.microsoft.com/office/drawing/2015/9/8/chartex" xmlns:cx2="http://schemas.microsoft.com/office/drawing/2015/10/21/chartex" xmlns:cx3="http://schemas.microsoft.com/office/drawing/2016/5/9/chartex" xmlns:cx4="http://schemas.microsoft.com/office/drawing/2016/5/10/chartex" xmlns:cx5="http://schemas.microsoft.com/office/drawing/2016/5/11/chartex" xmlns:cx6="http://schemas.microsoft.com/office/drawing/2016/5/12/chartex" xmlns:cx7="http://schemas.microsoft.com/office/drawing/2016/5/13/chartex" xmlns:cx8="http://schemas.microsoft.com/office/drawing/2016/5/14/chartex" xmlns:mc="http://schemas.openxmlformats.org/markup-compatibility/2006" xmlns:aink="http://schemas.microsoft.com/office/drawing/2016/ink" xmlns:am3d="http://schemas.microsoft.com/office/drawing/2017/model3d" xmlns:o="urn:schemas-microsoft-com:office:office" xmlns:r="http://schemas.openxmlformats.org/officeDocument/2006/relationships" xmlns:m="http://schemas.openxmlformats.org/officeDocument/2006/math" xmlns:v="urn:schemas-microsoft-com:vml" xmlns:wp14="http://schemas.microsoft.com/office/word/2010/wordprocessingDrawing" xmlns:wp="http://schemas.openxmlformats.org/drawingml/2006/wordprocessingDrawing" xmlns:w10="urn:schemas-microsoft-com:office:word" xmlns:w="http://schemas.openxmlformats.org/wordprocessingml/2006/main" xmlns:w14="http://schemas.microsoft.com/office/word/2010/wordml" xmlns:w15="http://schemas.microsoft.com/office/word/2012/wordml" xmlns:w16cid="http://schemas.microsoft.com/office/word/2016/wordml/cid" xmlns:w16se="http://schemas.microsoft.com/office/word/2015/wordml/symex" xmlns:wpg="http://schemas.microsoft.com/office/word/2010/wordprocessingGroup" xmlns:wpi="http://schemas.microsoft.com/office/word/2010/wordprocessingInk" xmlns:wne="http://schemas.microsoft.com/office/word/2006/wordml" xmlns:wps="http://schemas.microsoft.com/office/word/2010/wordprocessingShape" mc:Ignorable="w14 w15 w16se w16cid wp14">
   <w:abstractNum w:abstractNumId="0" w15:restartNumberingAfterBreak="0">
-    <w:nsid w:val="361162AA"/>
+    <w:nsid w:val="746B0C7D"/>
     <w:multiLevelType w:val="hybridMultilevel"/>
-    <w:tmpl w:val="B58AEAFC"/>
-    <w:lvl w:ilvl="0" w:tplc="5720E8F6">
+    <w:tmpl w:val="9DA2EAEC"/>
+    <w:lvl w:ilvl="0" w:tplc="231A0FA6">
       <w:start w:val="1"/>
       <w:numFmt w:val="bullet"/>
       <w:lvlText w:val="●"/>
@@ -1332,7 +1321,7 @@
         <w:ind w:left="720" w:hanging="360"/>
       </w:pPr>
     </w:lvl>
-    <w:lvl w:ilvl="1" w:tplc="CC28C8BA">
+    <w:lvl w:ilvl="1" w:tplc="D9484CAC">
       <w:start w:val="1"/>
       <w:numFmt w:val="bullet"/>
       <w:lvlText w:val="○"/>
@@ -1341,7 +1330,7 @@
         <w:ind w:left="1440" w:hanging="360"/>
       </w:pPr>
     </w:lvl>
-    <w:lvl w:ilvl="2" w:tplc="33081446">
+    <w:lvl w:ilvl="2" w:tplc="D03C125E">
       <w:start w:val="1"/>
       <w:numFmt w:val="bullet"/>
       <w:lvlText w:val="■"/>
@@ -1350,7 +1339,7 @@
         <w:ind w:left="2160" w:hanging="360"/>
       </w:pPr>
     </w:lvl>
-    <w:lvl w:ilvl="3" w:tplc="45CE7516">
+    <w:lvl w:ilvl="3" w:tplc="02FA8098">
       <w:start w:val="1"/>
       <w:numFmt w:val="bullet"/>
       <w:lvlText w:val="●"/>
@@ -1359,7 +1348,7 @@
         <w:ind w:left="2880" w:hanging="360"/>
       </w:pPr>
     </w:lvl>
-    <w:lvl w:ilvl="4" w:tplc="4CC22968">
+    <w:lvl w:ilvl="4" w:tplc="ED7A24E6">
       <w:start w:val="1"/>
       <w:numFmt w:val="bullet"/>
       <w:lvlText w:val="○"/>
@@ -1368,7 +1357,7 @@
         <w:ind w:left="3600" w:hanging="360"/>
       </w:pPr>
     </w:lvl>
-    <w:lvl w:ilvl="5" w:tplc="C656496E">
+    <w:lvl w:ilvl="5" w:tplc="EEA01D50">
       <w:start w:val="1"/>
       <w:numFmt w:val="bullet"/>
       <w:lvlText w:val="■"/>
@@ -1377,7 +1366,7 @@
         <w:ind w:left="4320" w:hanging="360"/>
       </w:pPr>
     </w:lvl>
-    <w:lvl w:ilvl="6" w:tplc="7D7C9A80">
+    <w:lvl w:ilvl="6" w:tplc="EA9033D4">
       <w:start w:val="1"/>
       <w:numFmt w:val="bullet"/>
       <w:lvlText w:val="●"/>
@@ -1386,7 +1375,7 @@
         <w:ind w:left="5040" w:hanging="360"/>
       </w:pPr>
     </w:lvl>
-    <w:lvl w:ilvl="7" w:tplc="BB5EA162">
+    <w:lvl w:ilvl="7" w:tplc="B02ACD9C">
       <w:start w:val="1"/>
       <w:numFmt w:val="bullet"/>
       <w:lvlText w:val="●"/>
@@ -1395,7 +1384,7 @@
         <w:ind w:left="5760" w:hanging="360"/>
       </w:pPr>
     </w:lvl>
-    <w:lvl w:ilvl="8" w:tplc="C6A2D880">
+    <w:lvl w:ilvl="8" w:tplc="5E1EFB6C">
       <w:start w:val="1"/>
       <w:numFmt w:val="bullet"/>
       <w:lvlText w:val="●"/>
